--- a/Comercial/Modelos/MODELO_PROJ_COM.docx
+++ b/Comercial/Modelos/MODELO_PROJ_COM.docx
@@ -196,7 +196,6 @@
                                     <w:szCs w:val="40"/>
                                   </w:rPr>
                                 </w:pPr>
-                                <w:proofErr w:type="spellStart"/>
                                 <w:r>
                                   <w:rPr>
                                     <w:rFonts w:ascii="Gotham Black" w:hAnsi="Gotham Black"/>
@@ -206,7 +205,6 @@
                                   </w:rPr>
                                   <w:t>Xxxxxxxx</w:t>
                                 </w:r>
-                                <w:proofErr w:type="spellEnd"/>
                               </w:p>
                             </w:txbxContent>
                           </wps:txbx>
@@ -244,7 +242,6 @@
                               <w:szCs w:val="40"/>
                             </w:rPr>
                           </w:pPr>
-                          <w:proofErr w:type="spellStart"/>
                           <w:r>
                             <w:rPr>
                               <w:rFonts w:ascii="Gotham Black" w:hAnsi="Gotham Black"/>
@@ -254,7 +251,6 @@
                             </w:rPr>
                             <w:t>Xxxxxxxx</w:t>
                           </w:r>
-                          <w:proofErr w:type="spellEnd"/>
                         </w:p>
                       </w:txbxContent>
                     </v:textbox>
@@ -1877,53 +1873,62 @@
           <w:i/>
           <w:sz w:val="18"/>
           <w:szCs w:val="18"/>
-          <w:lang w:val="pt-PT"/>
-        </w:rPr>
-      </w:pPr>
-    </w:p>
-    <w:p>
-      <w:pPr>
-        <w:pStyle w:val="Sumrio1"/>
+        </w:rPr>
+      </w:pPr>
+      <w:r>
         <w:rPr>
           <w:bCs w:val="0"/>
           <w:i/>
           <w:sz w:val="18"/>
           <w:szCs w:val="18"/>
-          <w:lang w:val="pt-PT"/>
-        </w:rPr>
-      </w:pPr>
-    </w:p>
-    <w:p>
-      <w:pPr>
-        <w:pStyle w:val="Sumrio1"/>
+        </w:rPr>
+        <w:lastRenderedPageBreak/>
+        <w:t>[[</w:t>
+      </w:r>
+      <w:proofErr w:type="gramStart"/>
+      <w:r>
         <w:rPr>
           <w:bCs w:val="0"/>
           <w:i/>
           <w:sz w:val="18"/>
           <w:szCs w:val="18"/>
+        </w:rPr>
+        <w:t>INICIO</w:t>
+      </w:r>
+      <w:proofErr w:type="gramEnd"/>
+      <w:r>
+        <w:rPr>
+          <w:bCs w:val="0"/>
+          <w:i/>
+          <w:sz w:val="18"/>
+          <w:szCs w:val="18"/>
+        </w:rPr>
+        <w:t>_CONTEUDO]]</w:t>
+      </w:r>
+    </w:p>
+    <w:p>
+      <w:pPr>
+        <w:pStyle w:val="Sumrio1"/>
+        <w:rPr>
+          <w:bCs w:val="0"/>
+          <w:i/>
+          <w:sz w:val="18"/>
+          <w:szCs w:val="18"/>
+        </w:rPr>
+      </w:pPr>
+    </w:p>
+    <w:p>
+      <w:pPr>
+        <w:pStyle w:val="Sumrio1"/>
+        <w:rPr>
+          <w:bCs w:val="0"/>
+          <w:i/>
+          <w:sz w:val="18"/>
+          <w:szCs w:val="18"/>
           <w:lang w:val="pt-PT"/>
         </w:rPr>
         <w:sectPr>
           <w:footerReference w:type="default" r:id="rId11"/>
-          <w:pgSz w:w="11907" w:h="16840" w:code="9"/>
-          <w:pgMar w:top="1134" w:right="1134" w:bottom="1134" w:left="1134" w:header="680" w:footer="680" w:gutter="0"/>
-          <w:pgNumType w:start="1"/>
-          <w:cols w:space="708"/>
-          <w:docGrid w:linePitch="360"/>
-        </w:sectPr>
-      </w:pPr>
-    </w:p>
-    <w:p>
-      <w:pPr>
-        <w:pStyle w:val="Sumrio1"/>
-        <w:rPr>
-          <w:bCs w:val="0"/>
-          <w:i/>
-          <w:sz w:val="18"/>
-          <w:szCs w:val="18"/>
-          <w:lang w:val="pt-PT"/>
-        </w:rPr>
-        <w:sectPr>
           <w:pgSz w:w="11907" w:h="16840" w:code="9"/>
           <w:pgMar w:top="1134" w:right="1134" w:bottom="1134" w:left="1134" w:header="680" w:footer="680" w:gutter="0"/>
           <w:cols w:space="708"/>
@@ -40883,7 +40888,6 @@
   <w:style w:type="character" w:default="1" w:styleId="Fontepargpadro">
     <w:name w:val="Default Paragraph Font"/>
     <w:uiPriority w:val="1"/>
-    <w:semiHidden/>
     <w:unhideWhenUsed/>
   </w:style>
   <w:style w:type="table" w:default="1" w:styleId="Tabelanormal">
